--- a/docs/lerngelegenheiten/LG_esw-beurteilung/LM_02.docx
+++ b/docs/lerngelegenheiten/LG_esw-beurteilung/LM_02.docx
@@ -446,7 +446,7 @@
         </w:tc>
       </w:tr>
     </w:tbl>
-    <w:bookmarkStart w:id="25" w:name="input-zur-einführung"/>
+    <w:bookmarkStart w:id="24" w:name="input-zur-einführung"/>
     <w:p>
       <w:pPr>
         <w:pStyle w:val="Heading1"/>
@@ -480,21 +480,8 @@
         <w:t xml:space="preserve">erhalten Sie eine Einführung in die Thematik und Sie lernen die Unterscheidung zwischen «summativer» und «formativer» Beurteilung kennen.</w:t>
       </w:r>
     </w:p>
-    <w:p>
-      <w:pPr>
-        <w:pStyle w:val="BodyText"/>
-      </w:pPr>
-      <w:hyperlink r:id="rId24">
-        <w:r>
-          <w:rPr>
-            <w:rStyle w:val="Hyperlink"/>
-          </w:rPr>
-          <w:t xml:space="preserve">https://www.youtube.com/embed/wo9vZccmqwc</w:t>
-        </w:r>
-      </w:hyperlink>
-    </w:p>
-    <w:bookmarkEnd w:id="25"/>
-    <w:bookmarkStart w:id="46" w:name="input-kreisläufe"/>
+    <w:bookmarkEnd w:id="24"/>
+    <w:bookmarkStart w:id="45" w:name="input-kreisläufe"/>
     <w:p>
       <w:pPr>
         <w:pStyle w:val="Heading1"/>
@@ -551,7 +538,7 @@
         <w:t xml:space="preserve">Solche Kreismodelle sollen einerseits ermöglichen die Komplexität der Thematik überschaubar zu halten und zudem helfen, aufeinander aufbauende Aspekte der Beurteilung und Förderung besser zu verstehen. Es lohnt sich deshalb auch für das eigene Beurteilungskonzept sich von solchen Modellen leiten zu lassen. Allenfalls entwickeln Sie darauf aufbauend ein eigenes Kreismodell Ihres persönlichen Beurteilungskonzeptes.</w:t>
       </w:r>
     </w:p>
-    <w:bookmarkStart w:id="36" w:name="beurteilung-im-kanton-bern"/>
+    <w:bookmarkStart w:id="35" w:name="beurteilung-im-kanton-bern"/>
     <w:p>
       <w:pPr>
         <w:pStyle w:val="Heading3"/>
@@ -582,7 +569,7 @@
       <w:r>
         <w:t xml:space="preserve"> </w:t>
       </w:r>
-      <w:hyperlink r:id="rId26">
+      <w:hyperlink r:id="rId25">
         <w:r>
           <w:rPr>
             <w:rStyle w:val="Hyperlink"/>
@@ -597,7 +584,7 @@
         <w:t xml:space="preserve">näher vor.</w:t>
       </w:r>
     </w:p>
-    <w:bookmarkStart w:id="35" w:name="fig-bild"/>
+    <w:bookmarkStart w:id="34" w:name="fig-bild"/>
     <w:tbl>
       <w:tblPr>
         <w:tblStyle w:val="Table"/>
@@ -623,18 +610,18 @@
                 <wp:inline>
                   <wp:extent cx="5334000" cy="3974385"/>
                   <wp:effectExtent b="0" l="0" r="0" t="0"/>
-                  <wp:docPr descr="Förderkreislauf CC BY-SA 4.0 University of teacher education Bern" title="" id="28" name="Picture"/>
+                  <wp:docPr descr="Förderkreislauf CC BY-SA 4.0 University of teacher education Bern" title="" id="27" name="Picture"/>
                   <a:graphic>
                     <a:graphicData uri="http://schemas.openxmlformats.org/drawingml/2006/picture">
                       <pic:pic>
                         <pic:nvPicPr>
-                          <pic:cNvPr descr="images/Kreislauf_PHBern.png" id="29" name="Picture"/>
+                          <pic:cNvPr descr="images/Kreislauf_PHBern.png" id="28" name="Picture"/>
                           <pic:cNvPicPr>
                             <a:picLocks noChangeArrowheads="1" noChangeAspect="1"/>
                           </pic:cNvPicPr>
                         </pic:nvPicPr>
                         <pic:blipFill>
-                          <a:blip r:embed="rId27"/>
+                          <a:blip r:embed="rId26"/>
                           <a:stretch>
                             <a:fillRect/>
                           </a:stretch>
@@ -672,7 +659,7 @@
             <w:r>
               <w:t xml:space="preserve"> </w:t>
             </w:r>
-            <w:hyperlink r:id="rId30">
+            <w:hyperlink r:id="rId29">
               <w:r>
                 <w:rPr>
                   <w:rStyle w:val="Hyperlink"/>
@@ -683,7 +670,7 @@
             <w:r>
               <w:t xml:space="preserve"> </w:t>
             </w:r>
-            <w:hyperlink r:id="rId31">
+            <w:hyperlink r:id="rId30">
               <w:r>
                 <w:rPr>
                   <w:rStyle w:val="Hyperlink"/>
@@ -705,18 +692,18 @@
                 <wp:inline>
                   <wp:extent cx="5334000" cy="3220129"/>
                   <wp:effectExtent b="0" l="0" r="0" t="0"/>
-                  <wp:docPr descr="(Adamina et al., 2015, S. 27)" title="" id="33" name="Picture"/>
+                  <wp:docPr descr="(Adamina et al., 2015, S. 27)" title="" id="32" name="Picture"/>
                   <a:graphic>
                     <a:graphicData uri="http://schemas.openxmlformats.org/drawingml/2006/picture">
                       <pic:pic>
                         <pic:nvPicPr>
-                          <pic:cNvPr descr="images/Kreislauf_PHBern_2.png" id="34" name="Picture"/>
+                          <pic:cNvPr descr="images/Kreislauf_PHBern_2.png" id="33" name="Picture"/>
                           <pic:cNvPicPr>
                             <a:picLocks noChangeArrowheads="1" noChangeAspect="1"/>
                           </pic:cNvPicPr>
                         </pic:nvPicPr>
                         <pic:blipFill>
-                          <a:blip r:embed="rId32"/>
+                          <a:blip r:embed="rId31"/>
                           <a:stretch>
                             <a:fillRect/>
                           </a:stretch>
@@ -767,9 +754,9 @@
         <w:t xml:space="preserve">Abbildung 1: Förder- und Beurteilungskreisläufe</w:t>
       </w:r>
     </w:p>
+    <w:bookmarkEnd w:id="34"/>
     <w:bookmarkEnd w:id="35"/>
-    <w:bookmarkEnd w:id="36"/>
-    <w:bookmarkStart w:id="45" w:name="vertiefung-abschlussphase"/>
+    <w:bookmarkStart w:id="44" w:name="vertiefung-abschlussphase"/>
     <w:p>
       <w:pPr>
         <w:pStyle w:val="Heading2"/>
@@ -841,18 +828,18 @@
                 <wp:inline>
                   <wp:extent cx="152400" cy="152400"/>
                   <wp:effectExtent b="0" l="0" r="0" t="0"/>
-                  <wp:docPr descr="" title="" id="38" name="Picture"/>
+                  <wp:docPr descr="" title="" id="37" name="Picture"/>
                   <a:graphic>
                     <a:graphicData uri="http://schemas.openxmlformats.org/drawingml/2006/picture">
                       <pic:pic>
                         <pic:nvPicPr>
-                          <pic:cNvPr descr="/Applications/quarto/share/formats/docx/caution.png" id="39" name="Picture"/>
+                          <pic:cNvPr descr="/Applications/quarto/share/formats/docx/caution.png" id="38" name="Picture"/>
                           <pic:cNvPicPr>
                             <a:picLocks noChangeArrowheads="1" noChangeAspect="1"/>
                           </pic:cNvPicPr>
                         </pic:nvPicPr>
                         <pic:blipFill>
-                          <a:blip r:embed="rId37"/>
+                          <a:blip r:embed="rId36"/>
                           <a:stretch>
                             <a:fillRect/>
                           </a:stretch>
@@ -1025,18 +1012,18 @@
                 <wp:inline>
                   <wp:extent cx="152400" cy="152400"/>
                   <wp:effectExtent b="0" l="0" r="0" t="0"/>
-                  <wp:docPr descr="" title="" id="40" name="Picture"/>
+                  <wp:docPr descr="" title="" id="39" name="Picture"/>
                   <a:graphic>
                     <a:graphicData uri="http://schemas.openxmlformats.org/drawingml/2006/picture">
                       <pic:pic>
                         <pic:nvPicPr>
-                          <pic:cNvPr descr="/Applications/quarto/share/formats/docx/caution.png" id="41" name="Picture"/>
+                          <pic:cNvPr descr="/Applications/quarto/share/formats/docx/caution.png" id="40" name="Picture"/>
                           <pic:cNvPicPr>
                             <a:picLocks noChangeArrowheads="1" noChangeAspect="1"/>
                           </pic:cNvPicPr>
                         </pic:nvPicPr>
                         <pic:blipFill>
-                          <a:blip r:embed="rId37"/>
+                          <a:blip r:embed="rId36"/>
                           <a:stretch>
                             <a:fillRect/>
                           </a:stretch>
@@ -1085,7 +1072,7 @@
               <w:bottom w:w="108" w:type="dxa"/>
             </w:tcMar>
           </w:tcPr>
-          <w:bookmarkStart w:id="44" w:name="auftrag"/>
+          <w:bookmarkStart w:id="43" w:name="auftrag"/>
           <w:p>
             <w:pPr>
               <w:pStyle w:val="Heading3"/>
@@ -1104,7 +1091,7 @@
             <w:r>
               <w:t xml:space="preserve"> </w:t>
             </w:r>
-            <w:hyperlink r:id="rId42">
+            <w:hyperlink r:id="rId41">
               <w:r>
                 <w:rPr>
                   <w:rStyle w:val="Hyperlink"/>
@@ -1121,7 +1108,7 @@
             <w:r>
               <w:t xml:space="preserve"> </w:t>
             </w:r>
-            <w:hyperlink r:id="rId43">
+            <w:hyperlink r:id="rId42">
               <w:r>
                 <w:rPr>
                   <w:rStyle w:val="Hyperlink"/>
@@ -1198,10 +1185,10 @@
         </w:tc>
       </w:tr>
     </w:tbl>
+    <w:bookmarkEnd w:id="43"/>
     <w:bookmarkEnd w:id="44"/>
     <w:bookmarkEnd w:id="45"/>
-    <w:bookmarkEnd w:id="46"/>
-    <w:bookmarkStart w:id="48" w:name="input-zum-leistungsbegriff"/>
+    <w:bookmarkStart w:id="47" w:name="input-zum-leistungsbegriff"/>
     <w:p>
       <w:pPr>
         <w:pStyle w:val="Heading1"/>
@@ -1220,7 +1207,7 @@
       <w:r>
         <w:t xml:space="preserve"> </w:t>
       </w:r>
-      <w:hyperlink r:id="rId47">
+      <w:hyperlink r:id="rId46">
         <w:r>
           <w:rPr>
             <w:rStyle w:val="Hyperlink"/>
@@ -1235,8 +1222,8 @@
         <w:t xml:space="preserve">über den Begriff der schulischen «Leistung» Gedanken zu machen.</w:t>
       </w:r>
     </w:p>
-    <w:bookmarkEnd w:id="48"/>
-    <w:bookmarkStart w:id="53" w:name="input-zur-komplexität"/>
+    <w:bookmarkEnd w:id="47"/>
+    <w:bookmarkStart w:id="52" w:name="input-zur-komplexität"/>
     <w:p>
       <w:pPr>
         <w:pStyle w:val="Heading1"/>
@@ -1255,7 +1242,7 @@
       <w:r>
         <w:t xml:space="preserve"> </w:t>
       </w:r>
-      <w:hyperlink r:id="rId49">
+      <w:hyperlink r:id="rId48">
         <w:r>
           <w:rPr>
             <w:rStyle w:val="Hyperlink"/>
@@ -1270,8 +1257,8 @@
         <w:t xml:space="preserve">lernen Sie zunächst einmal die Begrifflichkeiten kennen. Im abschliessenden Verarbeitungsauftrag wird es dann darum gehen, Gemeinsamkeiten sowie Widersprüchlichkeiten zu erarbeiten.</w:t>
       </w:r>
     </w:p>
-    <w:bookmarkStart w:id="52" w:name="refs"/>
-    <w:bookmarkStart w:id="51" w:name="ref-adamina_erlauterungen_2015"/>
+    <w:bookmarkStart w:id="51" w:name="refs"/>
+    <w:bookmarkStart w:id="50" w:name="ref-adamina_erlauterungen_2015"/>
     <w:p>
       <w:pPr>
         <w:pStyle w:val="Bibliography"/>
@@ -1295,7 +1282,7 @@
       <w:r>
         <w:t xml:space="preserve"> </w:t>
       </w:r>
-      <w:hyperlink r:id="rId50">
+      <w:hyperlink r:id="rId49">
         <w:r>
           <w:rPr>
             <w:rStyle w:val="Hyperlink"/>
@@ -1304,9 +1291,9 @@
         </w:r>
       </w:hyperlink>
     </w:p>
+    <w:bookmarkEnd w:id="50"/>
     <w:bookmarkEnd w:id="51"/>
     <w:bookmarkEnd w:id="52"/>
-    <w:bookmarkEnd w:id="53"/>
     <w:sectPr/>
   </w:body>
 </w:document>
